--- a/functions/default/templates/namesPrint.docx
+++ b/functions/default/templates/namesPrint.docx
@@ -26,13 +26,12 @@
       <w:tr>
         <w:trPr>
           <w:cantSplit/>
-          <w:trHeight w:hRule="exact" w:val="1440"/>
+          <w:trHeight w:hRule="exact" w:val="1640"/>
         </w:trPr>
         <w:tc>
           <w:tcPr>
             <w:tcW w:w="2738" w:type="dxa"/>
             <w:shd w:val="clear" w:color="auto" w:fill="auto"/>
-            <w:noWrap/>
           </w:tcPr>
           <w:p>
             <w:pPr>
@@ -354,7 +353,6 @@
           <w:tcPr>
             <w:tcW w:w="2738" w:type="dxa"/>
             <w:shd w:val="clear" w:color="auto" w:fill="auto"/>
-            <w:noWrap/>
           </w:tcPr>
           <w:p>
             <w:pPr>
@@ -658,7 +656,6 @@
           <w:tcPr>
             <w:tcW w:w="2738" w:type="dxa"/>
             <w:shd w:val="clear" w:color="auto" w:fill="auto"/>
-            <w:noWrap/>
           </w:tcPr>
           <w:p>
             <w:pPr>
@@ -974,7 +971,6 @@
           <w:tcPr>
             <w:tcW w:w="2738" w:type="dxa"/>
             <w:shd w:val="clear" w:color="auto" w:fill="auto"/>
-            <w:noWrap/>
           </w:tcPr>
           <w:p>
             <w:pPr>

--- a/functions/default/templates/namesPrint.docx
+++ b/functions/default/templates/namesPrint.docx
@@ -72,12 +72,13 @@
                 <w:p>
                   <w:pPr>
                     <w:spacing w:line="240" w:lineRule="auto" w:before="0" w:after="0"/>
-                    <w:jc w:val="center"/>
-                    <w:rPr>
-                      <w:rFonts w:ascii="ヒラギノ丸ゴ Pro W4" w:eastAsia="ヒラギノ丸ゴ Pro W4" w:hAnsi="ヒラギノ丸ゴ Pro W4"/>
-                      <w:sz w:val="16"/>
-                      <w:szCs w:val="16"/>
-                    </w:rPr>
+                    <w:jc w:val="left"/>
+                    <w:rPr>
+                      <w:rFonts w:ascii="ヒラギノ丸ゴ Pro W4" w:eastAsia="ヒラギノ丸ゴ Pro W4" w:hAnsi="ヒラギノ丸ゴ Pro W4"/>
+                      <w:sz w:val="16"/>
+                      <w:szCs w:val="16"/>
+                    </w:rPr>
+                    <w:ind w:left="38" w:right="0"/>
                   </w:pPr>
                   <w:r>
                     <w:rPr>
@@ -92,12 +93,12 @@
                           <wp:anchor distT="0" distB="0" distL="114300" distR="114300" simplePos="0" relativeHeight="251658240" behindDoc="0" locked="0" layoutInCell="1" allowOverlap="1" wp14:anchorId="2250C819" wp14:editId="40A0F77B">
                             <wp:simplePos x="0" y="0"/>
                             <wp:positionH relativeFrom="column">
-                              <wp:align>center</wp:align>
+                              <wp:posOffset>0</wp:posOffset>
                             </wp:positionH>
                             <wp:positionV relativeFrom="paragraph">
-                              <wp:posOffset>45748</wp:posOffset>
+                              <wp:posOffset>-30551</wp:posOffset>
                             </wp:positionV>
-                            <wp:extent cx="357464" cy="367153"/>
+                            <wp:extent cx="446830" cy="458941"/>
                             <wp:effectExtent l="0" t="0" r="0" b="1270"/>
                             <wp:wrapNone/>
                             <wp:docPr id="20" name="フリーフォーム 19">
@@ -115,7 +116,7 @@
                                   <wps:spPr>
                                     <a:xfrm>
                                       <a:off x="0" y="0"/>
-                                      <a:ext cx="357464" cy="367153"/>
+                                      <a:ext cx="446830" cy="458941"/>
                                     </a:xfrm>
                                     <a:custGeom>
                                       <a:avLst/>
@@ -277,7 +278,7 @@
                     </w:rPr>
                     <w:drawing>
                       <wp:inline distT="0" distB="0" distL="0" distR="0" wp14:anchorId="6E5667D1" wp14:editId="2E64B5D6">
-                        <wp:extent cx="318272" cy="318272"/>
+                        <wp:extent cx="397840" cy="397840"/>
                         <wp:effectExtent l="0" t="0" r="0" b="0"/>
                         <wp:docPr id="1551170367" name="Picture 25360971" descr="{&#10; &quot;location-path&quot;:&quot;d.photo1&quot;,&#10; &quot;image-props&quot;:{}&#10; }">
                           <a:extLst xmlns:a="http://schemas.openxmlformats.org/drawingml/2006/main">
@@ -317,7 +318,7 @@
                               <pic:spPr>
                                 <a:xfrm>
                                   <a:off x="0" y="0"/>
-                                  <a:ext cx="318761" cy="318761"/>
+                                  <a:ext cx="398451" cy="398451"/>
                                 </a:xfrm>
                                 <a:prstGeom prst="rect">
                                   <a:avLst/>
@@ -341,16 +342,20 @@
                     <w:spacing w:line="240" w:lineRule="auto" w:before="0" w:after="0"/>
                     <w:jc w:val="left"/>
                     <w:rPr>
-                      <w:rFonts w:ascii="ヒラギノ丸ゴ Pro W4" w:eastAsia="ヒラギノ丸ゴ Pro W4" w:hAnsi="ヒラギノ丸ゴ Pro W4"/>
-                      <w:sz w:val="18"/>
-                      <w:szCs w:val="18"/>
+                      <w:bCs w:val="true"/>
+                      <w:b w:val="true"/>
+                      <w:rFonts w:ascii="ヒラギノ丸ゴ Pro W4" w:eastAsia="ヒラギノ丸ゴ Pro W4" w:hAnsi="ヒラギノ丸ゴ Pro W4"/>
+                      <w:sz w:val="24"/>
+                      <w:szCs w:val="24"/>
                     </w:rPr>
                   </w:pPr>
                   <w:r>
                     <w:rPr>
-                      <w:rFonts w:ascii="ヒラギノ丸ゴ Pro W4" w:eastAsia="ヒラギノ丸ゴ Pro W4" w:hAnsi="ヒラギノ丸ゴ Pro W4"/>
-                      <w:sz w:val="18"/>
-                      <w:szCs w:val="18"/>
+                      <w:bCs w:val="true"/>
+                      <w:b w:val="true"/>
+                      <w:rFonts w:ascii="ヒラギノ丸ゴ Pro W4" w:eastAsia="ヒラギノ丸ゴ Pro W4" w:hAnsi="ヒラギノ丸ゴ Pro W4"/>
+                      <w:sz w:val="24"/>
+                      <w:szCs w:val="24"/>
                     </w:rPr>
                     <w:t>{{d.name1}}</w:t>
                   </w:r>
@@ -452,12 +457,13 @@
                 <w:p>
                   <w:pPr>
                     <w:spacing w:line="240" w:lineRule="auto" w:before="0" w:after="0"/>
-                    <w:jc w:val="center"/>
-                    <w:rPr>
-                      <w:rFonts w:ascii="ヒラギノ丸ゴ Pro W4" w:eastAsia="ヒラギノ丸ゴ Pro W4" w:hAnsi="ヒラギノ丸ゴ Pro W4"/>
-                      <w:sz w:val="16"/>
-                      <w:szCs w:val="16"/>
-                    </w:rPr>
+                    <w:jc w:val="left"/>
+                    <w:rPr>
+                      <w:rFonts w:ascii="ヒラギノ丸ゴ Pro W4" w:eastAsia="ヒラギノ丸ゴ Pro W4" w:hAnsi="ヒラギノ丸ゴ Pro W4"/>
+                      <w:sz w:val="16"/>
+                      <w:szCs w:val="16"/>
+                    </w:rPr>
+                    <w:ind w:left="34" w:right="0"/>
                   </w:pPr>
                   <w:r>
                     <w:rPr>
@@ -472,12 +478,12 @@
                           <wp:anchor distT="0" distB="0" distL="114300" distR="114300" simplePos="0" relativeHeight="251658241" behindDoc="0" locked="0" layoutInCell="1" allowOverlap="1" wp14:anchorId="2F60E026" wp14:editId="4E916E3F">
                             <wp:simplePos x="0" y="0"/>
                             <wp:positionH relativeFrom="column">
-                              <wp:align>center</wp:align>
+                              <wp:posOffset>0</wp:posOffset>
                             </wp:positionH>
                             <wp:positionV relativeFrom="paragraph">
-                              <wp:posOffset>39841</wp:posOffset>
+                              <wp:posOffset>-24326</wp:posOffset>
                             </wp:positionV>
-                            <wp:extent cx="368710" cy="372212"/>
+                            <wp:extent cx="460888" cy="465265"/>
                             <wp:effectExtent l="0" t="0" r="0" b="0"/>
                             <wp:wrapNone/>
                             <wp:docPr id="1284559506" name="フリーフォーム 19"/>
@@ -489,7 +495,7 @@
                                   <wps:spPr>
                                     <a:xfrm>
                                       <a:off x="0" y="0"/>
-                                      <a:ext cx="368710" cy="372212"/>
+                                      <a:ext cx="460888" cy="465265"/>
                                     </a:xfrm>
                                     <a:custGeom>
                                       <a:avLst/>
@@ -651,7 +657,7 @@
                     </w:rPr>
                     <w:drawing>
                       <wp:inline distT="0" distB="0" distL="0" distR="0" wp14:anchorId="55DBE72B" wp14:editId="717D609F">
-                        <wp:extent cx="333291" cy="333291"/>
+                        <wp:extent cx="416614" cy="416614"/>
                         <wp:effectExtent l="0" t="0" r="0" b="0"/>
                         <wp:docPr id="755588037" name="Picture 1150149923" descr="{&#10; &quot;location-path&quot;:&quot;d.photo2&quot;,&#10; &quot;image-props&quot;:{}&#10; }"/>
                         <wp:cNvGraphicFramePr>
@@ -679,7 +685,7 @@
                               <pic:spPr>
                                 <a:xfrm>
                                   <a:off x="0" y="0"/>
-                                  <a:ext cx="336734" cy="336734"/>
+                                  <a:ext cx="420918" cy="420918"/>
                                 </a:xfrm>
                                 <a:prstGeom prst="rect">
                                   <a:avLst/>
@@ -703,16 +709,20 @@
                     <w:spacing w:line="240" w:lineRule="auto" w:before="0" w:after="0"/>
                     <w:jc w:val="left"/>
                     <w:rPr>
-                      <w:rFonts w:ascii="ヒラギノ丸ゴ Pro W4" w:eastAsia="ヒラギノ丸ゴ Pro W4" w:hAnsi="ヒラギノ丸ゴ Pro W4"/>
-                      <w:sz w:val="18"/>
-                      <w:szCs w:val="18"/>
+                      <w:bCs w:val="true"/>
+                      <w:b w:val="true"/>
+                      <w:rFonts w:ascii="ヒラギノ丸ゴ Pro W4" w:eastAsia="ヒラギノ丸ゴ Pro W4" w:hAnsi="ヒラギノ丸ゴ Pro W4"/>
+                      <w:sz w:val="24"/>
+                      <w:szCs w:val="24"/>
                     </w:rPr>
                   </w:pPr>
                   <w:r>
                     <w:rPr>
-                      <w:rFonts w:ascii="ヒラギノ丸ゴ Pro W4" w:eastAsia="ヒラギノ丸ゴ Pro W4" w:hAnsi="ヒラギノ丸ゴ Pro W4"/>
-                      <w:sz w:val="18"/>
-                      <w:szCs w:val="18"/>
+                      <w:bCs w:val="true"/>
+                      <w:b w:val="true"/>
+                      <w:rFonts w:ascii="ヒラギノ丸ゴ Pro W4" w:eastAsia="ヒラギノ丸ゴ Pro W4" w:hAnsi="ヒラギノ丸ゴ Pro W4"/>
+                      <w:sz w:val="24"/>
+                      <w:szCs w:val="24"/>
                     </w:rPr>
                     <w:t>{{d.name2}}</w:t>
                   </w:r>
@@ -814,12 +824,13 @@
                 <w:p>
                   <w:pPr>
                     <w:spacing w:line="240" w:lineRule="auto" w:before="0" w:after="0"/>
-                    <w:jc w:val="center"/>
-                    <w:rPr>
-                      <w:rFonts w:ascii="ヒラギノ丸ゴ Pro W4" w:eastAsia="ヒラギノ丸ゴ Pro W4" w:hAnsi="ヒラギノ丸ゴ Pro W4"/>
-                      <w:sz w:val="16"/>
-                      <w:szCs w:val="16"/>
-                    </w:rPr>
+                    <w:jc w:val="left"/>
+                    <w:rPr>
+                      <w:rFonts w:ascii="ヒラギノ丸ゴ Pro W4" w:eastAsia="ヒラギノ丸ゴ Pro W4" w:hAnsi="ヒラギノ丸ゴ Pro W4"/>
+                      <w:sz w:val="16"/>
+                      <w:szCs w:val="16"/>
+                    </w:rPr>
+                    <w:ind w:left="18" w:right="0"/>
                   </w:pPr>
                   <w:r>
                     <w:rPr>
@@ -834,12 +845,12 @@
                           <wp:anchor distT="0" distB="0" distL="114300" distR="114300" simplePos="0" relativeHeight="251658242" behindDoc="0" locked="0" layoutInCell="1" allowOverlap="1" wp14:anchorId="12E70424" wp14:editId="156A5906">
                             <wp:simplePos x="0" y="0"/>
                             <wp:positionH relativeFrom="column">
-                              <wp:align>center</wp:align>
+                              <wp:posOffset>0</wp:posOffset>
                             </wp:positionH>
                             <wp:positionV relativeFrom="paragraph">
-                              <wp:posOffset>40640</wp:posOffset>
+                              <wp:posOffset>-21571</wp:posOffset>
                             </wp:positionV>
-                            <wp:extent cx="352478" cy="367804"/>
+                            <wp:extent cx="440598" cy="459755"/>
                             <wp:effectExtent l="0" t="0" r="3175" b="635"/>
                             <wp:wrapNone/>
                             <wp:docPr id="338991144" name="フリーフォーム 19"/>
@@ -851,7 +862,7 @@
                                   <wps:spPr>
                                     <a:xfrm>
                                       <a:off x="0" y="0"/>
-                                      <a:ext cx="352478" cy="367804"/>
+                                      <a:ext cx="440598" cy="459755"/>
                                     </a:xfrm>
                                     <a:custGeom>
                                       <a:avLst/>
@@ -1013,7 +1024,7 @@
                     </w:rPr>
                     <w:drawing>
                       <wp:inline distT="0" distB="0" distL="0" distR="0" wp14:anchorId="6B8A121F" wp14:editId="276D42DD">
-                        <wp:extent cx="333291" cy="333291"/>
+                        <wp:extent cx="416614" cy="416614"/>
                         <wp:effectExtent l="0" t="0" r="0" b="0"/>
                         <wp:docPr id="1414394539" name="Picture 25360971" descr="{&#10; &quot;location-path&quot;:&quot;d.photo3&quot;,&#10; &quot;image-props&quot;:{}&#10; }">
                           <a:extLst xmlns:a="http://schemas.openxmlformats.org/drawingml/2006/main">
@@ -1053,7 +1064,7 @@
                               <pic:spPr>
                                 <a:xfrm>
                                   <a:off x="0" y="0"/>
-                                  <a:ext cx="341209" cy="341209"/>
+                                  <a:ext cx="426511" cy="426511"/>
                                 </a:xfrm>
                                 <a:prstGeom prst="rect">
                                   <a:avLst/>
@@ -1077,16 +1088,20 @@
                     <w:spacing w:line="240" w:lineRule="auto" w:before="0" w:after="0"/>
                     <w:jc w:val="left"/>
                     <w:rPr>
-                      <w:rFonts w:ascii="ヒラギノ丸ゴ Pro W4" w:eastAsia="ヒラギノ丸ゴ Pro W4" w:hAnsi="ヒラギノ丸ゴ Pro W4"/>
-                      <w:sz w:val="18"/>
-                      <w:szCs w:val="18"/>
+                      <w:bCs w:val="true"/>
+                      <w:b w:val="true"/>
+                      <w:rFonts w:ascii="ヒラギノ丸ゴ Pro W4" w:eastAsia="ヒラギノ丸ゴ Pro W4" w:hAnsi="ヒラギノ丸ゴ Pro W4"/>
+                      <w:sz w:val="24"/>
+                      <w:szCs w:val="24"/>
                     </w:rPr>
                   </w:pPr>
                   <w:r>
                     <w:rPr>
-                      <w:rFonts w:ascii="ヒラギノ丸ゴ Pro W4" w:eastAsia="ヒラギノ丸ゴ Pro W4" w:hAnsi="ヒラギノ丸ゴ Pro W4"/>
-                      <w:sz w:val="18"/>
-                      <w:szCs w:val="18"/>
+                      <w:bCs w:val="true"/>
+                      <w:b w:val="true"/>
+                      <w:rFonts w:ascii="ヒラギノ丸ゴ Pro W4" w:eastAsia="ヒラギノ丸ゴ Pro W4" w:hAnsi="ヒラギノ丸ゴ Pro W4"/>
+                      <w:sz w:val="24"/>
+                      <w:szCs w:val="24"/>
                     </w:rPr>
                     <w:t>{{d.name3}}</w:t>
                   </w:r>
@@ -1188,12 +1203,13 @@
                 <w:p>
                   <w:pPr>
                     <w:spacing w:line="240" w:lineRule="auto" w:before="0" w:after="0"/>
-                    <w:jc w:val="center"/>
-                    <w:rPr>
-                      <w:rFonts w:ascii="ヒラギノ丸ゴ Pro W4" w:eastAsia="ヒラギノ丸ゴ Pro W4" w:hAnsi="ヒラギノ丸ゴ Pro W4"/>
-                      <w:sz w:val="16"/>
-                      <w:szCs w:val="16"/>
-                    </w:rPr>
+                    <w:jc w:val="left"/>
+                    <w:rPr>
+                      <w:rFonts w:ascii="ヒラギノ丸ゴ Pro W4" w:eastAsia="ヒラギノ丸ゴ Pro W4" w:hAnsi="ヒラギノ丸ゴ Pro W4"/>
+                      <w:sz w:val="16"/>
+                      <w:szCs w:val="16"/>
+                    </w:rPr>
+                    <w:ind w:left="20" w:right="0"/>
                   </w:pPr>
                   <w:r>
                     <w:rPr>
@@ -1208,12 +1224,12 @@
                           <wp:anchor distT="0" distB="0" distL="114300" distR="114300" simplePos="0" relativeHeight="251658243" behindDoc="0" locked="0" layoutInCell="1" allowOverlap="1" wp14:anchorId="4E7E3E64" wp14:editId="2C0F67FB">
                             <wp:simplePos x="0" y="0"/>
                             <wp:positionH relativeFrom="column">
-                              <wp:align>center</wp:align>
+                              <wp:posOffset>0</wp:posOffset>
                             </wp:positionH>
                             <wp:positionV relativeFrom="paragraph">
-                              <wp:posOffset>39841</wp:posOffset>
+                              <wp:posOffset>-24326</wp:posOffset>
                             </wp:positionV>
-                            <wp:extent cx="353961" cy="372212"/>
+                            <wp:extent cx="442451" cy="465265"/>
                             <wp:effectExtent l="0" t="0" r="1905" b="0"/>
                             <wp:wrapNone/>
                             <wp:docPr id="1936472165" name="フリーフォーム 19"/>
@@ -1225,7 +1241,7 @@
                                   <wps:spPr>
                                     <a:xfrm>
                                       <a:off x="0" y="0"/>
-                                      <a:ext cx="353961" cy="372212"/>
+                                      <a:ext cx="442451" cy="465265"/>
                                     </a:xfrm>
                                     <a:custGeom>
                                       <a:avLst/>
@@ -1387,7 +1403,7 @@
                     </w:rPr>
                     <w:drawing>
                       <wp:inline distT="0" distB="0" distL="0" distR="0" wp14:anchorId="59E04F2F" wp14:editId="37F45BEE">
-                        <wp:extent cx="333291" cy="333291"/>
+                        <wp:extent cx="416614" cy="416614"/>
                         <wp:effectExtent l="0" t="0" r="0" b="0"/>
                         <wp:docPr id="173390329" name="Picture 644747870" descr="{&#10; &quot;location-path&quot;:&quot;d.photo4&quot;,&#10; &quot;image-props&quot;:{}&#10; }"/>
                         <wp:cNvGraphicFramePr>
@@ -1415,7 +1431,7 @@
                               <pic:spPr>
                                 <a:xfrm>
                                   <a:off x="0" y="0"/>
-                                  <a:ext cx="342028" cy="342028"/>
+                                  <a:ext cx="427535" cy="427535"/>
                                 </a:xfrm>
                                 <a:prstGeom prst="rect">
                                   <a:avLst/>
@@ -1439,16 +1455,20 @@
                     <w:spacing w:line="240" w:lineRule="auto" w:before="0" w:after="0"/>
                     <w:jc w:val="left"/>
                     <w:rPr>
-                      <w:rFonts w:ascii="ヒラギノ丸ゴ Pro W4" w:eastAsia="ヒラギノ丸ゴ Pro W4" w:hAnsi="ヒラギノ丸ゴ Pro W4"/>
-                      <w:sz w:val="18"/>
-                      <w:szCs w:val="18"/>
+                      <w:bCs w:val="true"/>
+                      <w:b w:val="true"/>
+                      <w:rFonts w:ascii="ヒラギノ丸ゴ Pro W4" w:eastAsia="ヒラギノ丸ゴ Pro W4" w:hAnsi="ヒラギノ丸ゴ Pro W4"/>
+                      <w:sz w:val="24"/>
+                      <w:szCs w:val="24"/>
                     </w:rPr>
                   </w:pPr>
                   <w:r>
                     <w:rPr>
-                      <w:rFonts w:ascii="ヒラギノ丸ゴ Pro W4" w:eastAsia="ヒラギノ丸ゴ Pro W4" w:hAnsi="ヒラギノ丸ゴ Pro W4"/>
-                      <w:sz w:val="18"/>
-                      <w:szCs w:val="18"/>
+                      <w:bCs w:val="true"/>
+                      <w:b w:val="true"/>
+                      <w:rFonts w:ascii="ヒラギノ丸ゴ Pro W4" w:eastAsia="ヒラギノ丸ゴ Pro W4" w:hAnsi="ヒラギノ丸ゴ Pro W4"/>
+                      <w:sz w:val="24"/>
+                      <w:szCs w:val="24"/>
                     </w:rPr>
                     <w:t>{{d.name4}}</w:t>
                   </w:r>

--- a/functions/default/templates/namesPrint.docx
+++ b/functions/default/templates/namesPrint.docx
@@ -60,13 +60,13 @@
               </w:tblCellMar>
             </w:tblPr>
             <w:tblGrid>
-              <w:gridCol w:w="900"/>
-              <w:gridCol w:w="1718"/>
+              <w:gridCol w:w="740"/>
+              <w:gridCol w:w="1878"/>
             </w:tblGrid>
             <w:tr>
               <w:tc>
                 <w:tcPr>
-                  <w:tcW w:w="900" w:type="dxa"/>
+                  <w:tcW w:w="740" w:type="dxa"/>
                   <w:vAlign w:val="center"/>
                 </w:tcPr>
                 <w:p>
@@ -334,12 +334,12 @@
               </w:tc>
               <w:tc>
                 <w:tcPr>
-                  <w:tcW w:w="1718" w:type="dxa"/>
+                  <w:tcW w:w="1878" w:type="dxa"/>
                   <w:vAlign w:val="center"/>
                 </w:tcPr>
                 <w:p>
                   <w:pPr>
-                    <w:spacing w:line="240" w:lineRule="auto" w:before="0" w:after="0"/>
+                    <w:spacing w:line="260" w:lineRule="exact" w:before="0" w:after="0"/>
                     <w:jc w:val="left"/>
                     <w:rPr>
                       <w:bCs w:val="true"/>
@@ -445,13 +445,13 @@
               </w:tblCellMar>
             </w:tblPr>
             <w:tblGrid>
-              <w:gridCol w:w="900"/>
-              <w:gridCol w:w="1718"/>
+              <w:gridCol w:w="740"/>
+              <w:gridCol w:w="1878"/>
             </w:tblGrid>
             <w:tr>
               <w:tc>
                 <w:tcPr>
-                  <w:tcW w:w="900" w:type="dxa"/>
+                  <w:tcW w:w="740" w:type="dxa"/>
                   <w:vAlign w:val="center"/>
                 </w:tcPr>
                 <w:p>
@@ -701,12 +701,12 @@
               </w:tc>
               <w:tc>
                 <w:tcPr>
-                  <w:tcW w:w="1718" w:type="dxa"/>
+                  <w:tcW w:w="1878" w:type="dxa"/>
                   <w:vAlign w:val="center"/>
                 </w:tcPr>
                 <w:p>
                   <w:pPr>
-                    <w:spacing w:line="240" w:lineRule="auto" w:before="0" w:after="0"/>
+                    <w:spacing w:line="260" w:lineRule="exact" w:before="0" w:after="0"/>
                     <w:jc w:val="left"/>
                     <w:rPr>
                       <w:bCs w:val="true"/>
@@ -812,13 +812,13 @@
               </w:tblCellMar>
             </w:tblPr>
             <w:tblGrid>
-              <w:gridCol w:w="900"/>
-              <w:gridCol w:w="1718"/>
+              <w:gridCol w:w="740"/>
+              <w:gridCol w:w="1878"/>
             </w:tblGrid>
             <w:tr>
               <w:tc>
                 <w:tcPr>
-                  <w:tcW w:w="900" w:type="dxa"/>
+                  <w:tcW w:w="740" w:type="dxa"/>
                   <w:vAlign w:val="center"/>
                 </w:tcPr>
                 <w:p>
@@ -1080,12 +1080,12 @@
               </w:tc>
               <w:tc>
                 <w:tcPr>
-                  <w:tcW w:w="1718" w:type="dxa"/>
+                  <w:tcW w:w="1878" w:type="dxa"/>
                   <w:vAlign w:val="center"/>
                 </w:tcPr>
                 <w:p>
                   <w:pPr>
-                    <w:spacing w:line="240" w:lineRule="auto" w:before="0" w:after="0"/>
+                    <w:spacing w:line="260" w:lineRule="exact" w:before="0" w:after="0"/>
                     <w:jc w:val="left"/>
                     <w:rPr>
                       <w:bCs w:val="true"/>
@@ -1191,13 +1191,13 @@
               </w:tblCellMar>
             </w:tblPr>
             <w:tblGrid>
-              <w:gridCol w:w="900"/>
-              <w:gridCol w:w="1718"/>
+              <w:gridCol w:w="740"/>
+              <w:gridCol w:w="1878"/>
             </w:tblGrid>
             <w:tr>
               <w:tc>
                 <w:tcPr>
-                  <w:tcW w:w="900" w:type="dxa"/>
+                  <w:tcW w:w="740" w:type="dxa"/>
                   <w:vAlign w:val="center"/>
                 </w:tcPr>
                 <w:p>
@@ -1447,12 +1447,12 @@
               </w:tc>
               <w:tc>
                 <w:tcPr>
-                  <w:tcW w:w="1718" w:type="dxa"/>
+                  <w:tcW w:w="1878" w:type="dxa"/>
                   <w:vAlign w:val="center"/>
                 </w:tcPr>
                 <w:p>
                   <w:pPr>
-                    <w:spacing w:line="240" w:lineRule="auto" w:before="0" w:after="0"/>
+                    <w:spacing w:line="260" w:lineRule="exact" w:before="0" w:after="0"/>
                     <w:jc w:val="left"/>
                     <w:rPr>
                       <w:bCs w:val="true"/>
